--- a/SoftwareFactoryIII.docx
+++ b/SoftwareFactoryIII.docx
@@ -1,6 +1,6 @@
 
 <file path=word/document.xml><?xml version="1.0" encoding="utf-8"?>
-<w:document xmlns:o="urn:schemas-microsoft-com:office:office" xmlns:r="http://schemas.openxmlformats.org/officeDocument/2006/relationships" xmlns:v="urn:schemas-microsoft-com:vml" xmlns:w="http://schemas.openxmlformats.org/wordprocessingml/2006/main" xmlns:w10="urn:schemas-microsoft-com:office:word" xmlns:wp="http://schemas.openxmlformats.org/drawingml/2006/wordprocessingDrawing" xmlns:pic="http://schemas.openxmlformats.org/drawingml/2006/picture" xmlns:wps="http://schemas.microsoft.com/office/word/2010/wordprocessingShape" xmlns:wpg="http://schemas.microsoft.com/office/word/2010/wordprocessingGroup" xmlns:mc="http://schemas.openxmlformats.org/markup-compatibility/2006" xmlns:wp14="http://schemas.microsoft.com/office/word/2010/wordprocessingDrawing" xmlns:w14="http://schemas.microsoft.com/office/word/2010/wordml" xmlns:w15="http://schemas.microsoft.com/office/word/2012/wordml" mc:Ignorable="w14 wp14 w15">
+<w:document xmlns:o="urn:schemas-microsoft-com:office:office" xmlns:r="http://schemas.openxmlformats.org/officeDocument/2006/relationships" xmlns:v="urn:schemas-microsoft-com:vml" xmlns:w="http://schemas.openxmlformats.org/wordprocessingml/2006/main" xmlns:w10="urn:schemas-microsoft-com:office:word" xmlns:wp="http://schemas.openxmlformats.org/drawingml/2006/wordprocessingDrawing" xmlns:wps="http://schemas.microsoft.com/office/word/2010/wordprocessingShape" xmlns:wpg="http://schemas.microsoft.com/office/word/2010/wordprocessingGroup" xmlns:mc="http://schemas.openxmlformats.org/markup-compatibility/2006" xmlns:wp14="http://schemas.microsoft.com/office/word/2010/wordprocessingDrawing" xmlns:w14="http://schemas.microsoft.com/office/word/2010/wordml" mc:Ignorable="w14 wp14">
   <w:body>
     <w:p>
       <w:pPr>
@@ -28,13 +28,17 @@
       </w:pPr>
       <w:r>
         <w:rPr/>
-        <w:t>Julián Carola. Diego Gonzalez.</w:t>
+        <w:t xml:space="preserve">Julián Carola. Diego Gonzalez. </w:t>
+      </w:r>
+      <w:r>
+        <w:rPr/>
+        <w:t>Misael Carrizo</w:t>
       </w:r>
     </w:p>
     <w:sectPr>
       <w:type w:val="nextPage"/>
       <w:pgSz w:w="11906" w:h="16838"/>
-      <w:pgMar w:left="1134" w:right="1134" w:gutter="0" w:header="0" w:top="1134" w:footer="0" w:bottom="1134"/>
+      <w:pgMar w:left="1134" w:right="1134" w:header="0" w:top="1134" w:footer="0" w:bottom="1134" w:gutter="0"/>
       <w:pgNumType w:fmt="decimal"/>
       <w:formProt w:val="false"/>
       <w:textDirection w:val="lrTb"/>
@@ -51,15 +55,12 @@
       <w:rPr>
         <w:rFonts w:ascii="Liberation Serif" w:hAnsi="Liberation Serif" w:eastAsia="NSimSun" w:cs="Arial"/>
         <w:kern w:val="2"/>
-        <w:sz w:val="24"/>
         <w:szCs w:val="24"/>
         <w:lang w:val="es-AR" w:eastAsia="zh-CN" w:bidi="hi-IN"/>
       </w:rPr>
     </w:rPrDefault>
     <w:pPrDefault>
-      <w:pPr>
-        <w:suppressAutoHyphens w:val="true"/>
-      </w:pPr>
+      <w:pPr/>
     </w:pPrDefault>
   </w:docDefaults>
   <w:latentStyles w:defLockedState="0" w:defUIPriority="99" w:defSemiHidden="1" w:defUnhideWhenUsed="1" w:defQFormat="0" w:count="267">
@@ -229,10 +230,68 @@
     <w:qFormat/>
     <w:rPr/>
   </w:style>
+  <w:style w:type="paragraph" w:styleId="Heading">
+    <w:name w:val="Heading"/>
+    <w:basedOn w:val="Normal"/>
+    <w:next w:val="TextBody"/>
+    <w:qFormat/>
+    <w:pPr>
+      <w:keepNext w:val="true"/>
+      <w:spacing w:before="240" w:after="120"/>
+    </w:pPr>
+    <w:rPr>
+      <w:rFonts w:ascii="Arial" w:hAnsi="Arial" w:eastAsia="Microsoft YaHei" w:cs="Arial"/>
+      <w:sz w:val="28"/>
+      <w:szCs w:val="28"/>
+    </w:rPr>
+  </w:style>
+  <w:style w:type="paragraph" w:styleId="TextBody">
+    <w:name w:val="Body Text"/>
+    <w:basedOn w:val="Normal"/>
+    <w:rsid w:val="00de291d"/>
+    <w:pPr>
+      <w:spacing w:lineRule="auto" w:line="276" w:before="0" w:after="140"/>
+    </w:pPr>
+    <w:rPr/>
+  </w:style>
+  <w:style w:type="paragraph" w:styleId="List">
+    <w:name w:val="List"/>
+    <w:basedOn w:val="TextBody"/>
+    <w:rsid w:val="00de291d"/>
+    <w:pPr/>
+    <w:rPr/>
+  </w:style>
+  <w:style w:type="paragraph" w:styleId="Caption">
+    <w:name w:val="Caption"/>
+    <w:basedOn w:val="Normal"/>
+    <w:qFormat/>
+    <w:pPr>
+      <w:suppressLineNumbers/>
+      <w:spacing w:before="120" w:after="120"/>
+    </w:pPr>
+    <w:rPr>
+      <w:rFonts w:cs="Arial"/>
+      <w:i/>
+      <w:iCs/>
+      <w:sz w:val="24"/>
+      <w:szCs w:val="24"/>
+    </w:rPr>
+  </w:style>
+  <w:style w:type="paragraph" w:styleId="Index">
+    <w:name w:val="Index"/>
+    <w:basedOn w:val="Normal"/>
+    <w:qFormat/>
+    <w:pPr>
+      <w:suppressLineNumbers/>
+    </w:pPr>
+    <w:rPr>
+      <w:rFonts w:cs="Arial"/>
+    </w:rPr>
+  </w:style>
   <w:style w:type="paragraph" w:styleId="Ttulo">
     <w:name w:val="Título"/>
     <w:basedOn w:val="Normal"/>
-    <w:next w:val="BodyText"/>
+    <w:next w:val="TextBody"/>
     <w:qFormat/>
     <w:pPr>
       <w:keepNext w:val="true"/>
@@ -244,23 +303,7 @@
       <w:szCs w:val="28"/>
     </w:rPr>
   </w:style>
-  <w:style w:type="paragraph" w:styleId="BodyText">
-    <w:name w:val="Body Text"/>
-    <w:basedOn w:val="Normal"/>
-    <w:rsid w:val="00de291d"/>
-    <w:pPr>
-      <w:spacing w:lineRule="auto" w:line="276" w:before="0" w:after="140"/>
-    </w:pPr>
-    <w:rPr/>
-  </w:style>
-  <w:style w:type="paragraph" w:styleId="List">
-    <w:name w:val="List"/>
-    <w:basedOn w:val="BodyText"/>
-    <w:rsid w:val="00de291d"/>
-    <w:pPr/>
-    <w:rPr/>
-  </w:style>
-  <w:style w:type="paragraph" w:styleId="Caption">
+  <w:style w:type="paragraph" w:styleId="Caption1">
     <w:name w:val="caption"/>
     <w:basedOn w:val="Normal"/>
     <w:qFormat/>
@@ -274,21 +317,20 @@
       <w:iCs/>
     </w:rPr>
   </w:style>
-  <w:style w:type="paragraph" w:styleId="ndice">
+  <w:style w:type="paragraph" w:styleId="Ndice" w:customStyle="1">
     <w:name w:val="Índice"/>
     <w:basedOn w:val="Normal"/>
     <w:qFormat/>
+    <w:rsid w:val="00de291d"/>
     <w:pPr>
       <w:suppressLineNumbers/>
     </w:pPr>
-    <w:rPr>
-      <w:rFonts w:cs="Arial"/>
-    </w:rPr>
+    <w:rPr/>
   </w:style>
   <w:style w:type="paragraph" w:styleId="Title">
     <w:name w:val="Title"/>
     <w:basedOn w:val="Normal"/>
-    <w:next w:val="BodyText"/>
+    <w:next w:val="TextBody"/>
     <w:qFormat/>
     <w:rsid w:val="00de291d"/>
     <w:pPr>
@@ -300,16 +342,6 @@
       <w:sz w:val="28"/>
       <w:szCs w:val="28"/>
     </w:rPr>
-  </w:style>
-  <w:style w:type="paragraph" w:styleId="ndiceuser" w:customStyle="1">
-    <w:name w:val="Índice (user)"/>
-    <w:basedOn w:val="Normal"/>
-    <w:qFormat/>
-    <w:rsid w:val="00de291d"/>
-    <w:pPr>
-      <w:suppressLineNumbers/>
-    </w:pPr>
-    <w:rPr/>
   </w:style>
   <w:style w:type="numbering" w:styleId="Ningunalista" w:default="1">
     <w:name w:val="Ninguna lista"/>
